--- a/Follow-Along-Guide.docx
+++ b/Follow-Along-Guide.docx
@@ -731,22 +731,27 @@
       <w:r>
         <w:rPr>
           <w:rFonts w:ascii="Arial" w:cs="Arial" w:eastAsia="Arial" w:hAnsi="Arial"/>
-          <w:b/>
-          <w:bCs/>
-          <w:color w:val="3A3A3A"/>
-          <w:sz w:val="21"/>
-          <w:szCs w:val="21"/>
-        </w:rPr>
-        <w:t xml:space="preserve">Tab: </w:t>
-      </w:r>
-      <w:r>
-        <w:rPr>
-          <w:rFonts w:ascii="Arial" w:cs="Arial" w:eastAsia="Arial" w:hAnsi="Arial"/>
-          <w:color w:val="3A3A3A"/>
-          <w:sz w:val="21"/>
-          <w:szCs w:val="21"/>
-        </w:rPr>
-        <w:t xml:space="preserve">InvoiceRegister. You can just watch this one; no need to type along.</w:t>
+          <w:color w:val="3A3A3A"/>
+          <w:sz w:val="21"/>
+          <w:szCs w:val="21"/>
+        </w:rPr>
+        <w:t xml:space="preserve">You can just watch this one; no need to type along. Two quick before and after demos.</w:t>
+      </w:r>
+    </w:p>
+    <w:p>
+      <w:pPr>
+        <w:spacing w:after="70" w:before="160"/>
+      </w:pPr>
+      <w:r>
+        <w:rPr>
+          <w:rFonts w:ascii="Arial" w:cs="Arial" w:eastAsia="Arial" w:hAnsi="Arial"/>
+          <w:b/>
+          <w:bCs/>
+          <w:color w:val="1F2120"/>
+          <w:sz w:val="22"/>
+          <w:szCs w:val="22"/>
+        </w:rPr>
+        <w:t xml:space="preserve">A · Custom instructions change how the answer arrives (tab: APMonthly)</w:t>
       </w:r>
     </w:p>
     <w:p>
@@ -767,16 +772,16 @@
           <w:sz w:val="21"/>
           <w:szCs w:val="21"/>
         </w:rPr>
-        <w:t xml:space="preserve">In Copilot settings, </w:t>
-      </w:r>
-      <w:r>
-        <w:rPr>
-          <w:rFonts w:ascii="Arial" w:cs="Arial" w:eastAsia="Arial" w:hAnsi="Arial"/>
-          <w:color w:val="3A3A3A"/>
-          <w:sz w:val="21"/>
-          <w:szCs w:val="21"/>
-        </w:rPr>
-        <w:t xml:space="preserve">add a custom instruction such as: format currency as $#,##0, and label variances Favorable or Unfavorable.</w:t>
+        <w:t xml:space="preserve">Ask Copilot to summarize variances by cost center. </w:t>
+      </w:r>
+      <w:r>
+        <w:rPr>
+          <w:rFonts w:ascii="Arial" w:cs="Arial" w:eastAsia="Arial" w:hAnsi="Arial"/>
+          <w:color w:val="3A3A3A"/>
+          <w:sz w:val="21"/>
+          <w:szCs w:val="21"/>
+        </w:rPr>
+        <w:t xml:space="preserve">Note the plain result: cents and plus signs.</w:t>
       </w:r>
     </w:p>
     <w:p>
@@ -797,16 +802,157 @@
           <w:sz w:val="21"/>
           <w:szCs w:val="21"/>
         </w:rPr>
-        <w:t xml:space="preserve">Re-run the summary prompt from Demo 1. </w:t>
-      </w:r>
-      <w:r>
-        <w:rPr>
-          <w:rFonts w:ascii="Arial" w:cs="Arial" w:eastAsia="Arial" w:hAnsi="Arial"/>
-          <w:color w:val="3A3A3A"/>
-          <w:sz w:val="21"/>
-          <w:szCs w:val="21"/>
-        </w:rPr>
-        <w:t xml:space="preserve">Notice that it now follows your format without being asked.</w:t>
+        <w:t xml:space="preserve">In Copilot settings, add this custom instruction:</w:t>
+      </w:r>
+    </w:p>
+    <w:p>
+      <w:pPr>
+        <w:pBdr>
+          <w:top w:val="single" w:color="D8D5C8" w:sz="4" w:space="5"/>
+          <w:bottom w:val="single" w:color="D8D5C8" w:sz="4" w:space="5"/>
+        </w:pBdr>
+        <w:shd w:fill="F2F2EF" w:color="auto" w:val="clear"/>
+        <w:spacing w:after="90" w:line="250"/>
+      </w:pPr>
+      <w:r>
+        <w:rPr>
+          <w:rFonts w:ascii="Consolas" w:cs="Consolas" w:eastAsia="Consolas" w:hAnsi="Consolas"/>
+          <w:color w:val="1F2120"/>
+          <w:sz w:val="18"/>
+          <w:szCs w:val="18"/>
+        </w:rPr>
+        <w:t xml:space="preserve">Format currency as $#,##0. Label variances as Favorable or Unfavorable. Give summaries as 3 bullets, lead with the number. Never overwrite source data.</w:t>
+      </w:r>
+    </w:p>
+    <w:p>
+      <w:pPr>
+        <w:pStyle w:val="ListParagraph"/>
+        <w:numPr>
+          <w:ilvl w:val="0"/>
+          <w:numId w:val="4"/>
+        </w:numPr>
+        <w:spacing w:after="70" w:line="260"/>
+      </w:pPr>
+      <w:r>
+        <w:rPr>
+          <w:rFonts w:ascii="Arial" w:cs="Arial" w:eastAsia="Arial" w:hAnsi="Arial"/>
+          <w:b/>
+          <w:bCs/>
+          <w:color w:val="3A3A3A"/>
+          <w:sz w:val="21"/>
+          <w:szCs w:val="21"/>
+        </w:rPr>
+        <w:t xml:space="preserve">Re-run the same summary. </w:t>
+      </w:r>
+      <w:r>
+        <w:rPr>
+          <w:rFonts w:ascii="Arial" w:cs="Arial" w:eastAsia="Arial" w:hAnsi="Arial"/>
+          <w:color w:val="3A3A3A"/>
+          <w:sz w:val="21"/>
+          <w:szCs w:val="21"/>
+        </w:rPr>
+        <w:t xml:space="preserve">Same prompt, but now it is clean bullets, no cents, Favorable or Unfavorable.</w:t>
+      </w:r>
+    </w:p>
+    <w:p>
+      <w:pPr>
+        <w:spacing w:after="70" w:before="160"/>
+      </w:pPr>
+      <w:r>
+        <w:rPr>
+          <w:rFonts w:ascii="Arial" w:cs="Arial" w:eastAsia="Arial" w:hAnsi="Arial"/>
+          <w:b/>
+          <w:bCs/>
+          <w:color w:val="1F2120"/>
+          <w:sz w:val="22"/>
+          <w:szCs w:val="22"/>
+        </w:rPr>
+        <w:t xml:space="preserve">B · A reference file changes the answer itself (tab: ExpenseMemos)</w:t>
+      </w:r>
+    </w:p>
+    <w:p>
+      <w:pPr>
+        <w:pStyle w:val="ListParagraph"/>
+        <w:numPr>
+          <w:ilvl w:val="0"/>
+          <w:numId w:val="5"/>
+        </w:numPr>
+        <w:spacing w:after="70" w:line="260"/>
+      </w:pPr>
+      <w:r>
+        <w:rPr>
+          <w:rFonts w:ascii="Arial" w:cs="Arial" w:eastAsia="Arial" w:hAnsi="Arial"/>
+          <w:b/>
+          <w:bCs/>
+          <w:color w:val="3A3A3A"/>
+          <w:sz w:val="21"/>
+          <w:szCs w:val="21"/>
+        </w:rPr>
+        <w:t xml:space="preserve">Look at the Policy Flag column </w:t>
+      </w:r>
+      <w:r>
+        <w:rPr>
+          <w:rFonts w:ascii="Arial" w:cs="Arial" w:eastAsia="Arial" w:hAnsi="Arial"/>
+          <w:color w:val="3A3A3A"/>
+          <w:sz w:val="21"/>
+          <w:szCs w:val="21"/>
+        </w:rPr>
+        <w:t xml:space="preserve">with no reference file. The flags are vague.</w:t>
+      </w:r>
+    </w:p>
+    <w:p>
+      <w:pPr>
+        <w:pStyle w:val="ListParagraph"/>
+        <w:numPr>
+          <w:ilvl w:val="0"/>
+          <w:numId w:val="5"/>
+        </w:numPr>
+        <w:spacing w:after="70" w:line="260"/>
+      </w:pPr>
+      <w:r>
+        <w:rPr>
+          <w:rFonts w:ascii="Arial" w:cs="Arial" w:eastAsia="Arial" w:hAnsi="Arial"/>
+          <w:b/>
+          <w:bCs/>
+          <w:color w:val="3A3A3A"/>
+          <w:sz w:val="21"/>
+          <w:szCs w:val="21"/>
+        </w:rPr>
+        <w:t xml:space="preserve">Attach the Expense &amp; Purchasing Policy </w:t>
+      </w:r>
+      <w:r>
+        <w:rPr>
+          <w:rFonts w:ascii="Arial" w:cs="Arial" w:eastAsia="Arial" w:hAnsi="Arial"/>
+          <w:color w:val="3A3A3A"/>
+          <w:sz w:val="21"/>
+          <w:szCs w:val="21"/>
+        </w:rPr>
+        <w:t xml:space="preserve">(from the Reference-Files folder) through the Copilot file picker, then re-run the Policy Flag prompt.</w:t>
+      </w:r>
+    </w:p>
+    <w:p>
+      <w:pPr>
+        <w:spacing w:after="120" w:line="264"/>
+      </w:pPr>
+      <w:r>
+        <w:rPr>
+          <w:rFonts w:ascii="Arial" w:cs="Arial" w:eastAsia="Arial" w:hAnsi="Arial"/>
+          <w:b/>
+          <w:bCs/>
+          <w:color w:val="CF3338"/>
+          <w:sz w:val="21"/>
+          <w:szCs w:val="21"/>
+        </w:rPr>
+        <w:t xml:space="preserve">You should see:  </w:t>
+      </w:r>
+      <w:r>
+        <w:rPr>
+          <w:rFonts w:ascii="Arial" w:cs="Arial" w:eastAsia="Arial" w:hAnsi="Arial"/>
+          <w:color w:val="3A3A3A"/>
+          <w:sz w:val="21"/>
+          <w:szCs w:val="21"/>
+        </w:rPr>
+        <w:t xml:space="preserve">specific flags that cite real limits, such as the $75 per-head meal limit and the $100 per-vendor gift limit.</w:t>
       </w:r>
     </w:p>
     <w:tbl>
@@ -1220,6 +1366,40 @@
       </w:rPr>
     </w:lvl>
   </w:abstractNum>
+  <w:abstractNum w:abstractNumId="6" w15:restartNumberingAfterBreak="0">
+    <w:multiLevelType w:val="hybridMultilevel"/>
+    <w:lvl w:ilvl="0" w15:tentative="1">
+      <w:start w:val="1"/>
+      <w:numFmt w:val="decimal"/>
+      <w:lvlText w:val="%1."/>
+      <w:lvlJc w:val="left"/>
+      <w:pPr>
+        <w:ind w:left="360" w:hanging="260"/>
+      </w:pPr>
+      <w:rPr>
+        <w:b/>
+        <w:bCs/>
+        <w:color w:val="CF3338"/>
+      </w:rPr>
+    </w:lvl>
+  </w:abstractNum>
+  <w:abstractNum w:abstractNumId="7" w15:restartNumberingAfterBreak="0">
+    <w:multiLevelType w:val="hybridMultilevel"/>
+    <w:lvl w:ilvl="0" w15:tentative="1">
+      <w:start w:val="1"/>
+      <w:numFmt w:val="decimal"/>
+      <w:lvlText w:val="%1."/>
+      <w:lvlJc w:val="left"/>
+      <w:pPr>
+        <w:ind w:left="360" w:hanging="260"/>
+      </w:pPr>
+      <w:rPr>
+        <w:b/>
+        <w:bCs/>
+        <w:color w:val="CF3338"/>
+      </w:rPr>
+    </w:lvl>
+  </w:abstractNum>
   <w:num w:numId="1">
     <w:abstractNumId w:val="1"/>
     <w:lvlOverride w:ilvl="0">
@@ -1240,6 +1420,12 @@
   </w:num>
   <w:num w:numId="4">
     <w:abstractNumId w:val="5"/>
+    <w:lvlOverride w:ilvl="0">
+      <w:startOverride w:val="1"/>
+    </w:lvlOverride>
+  </w:num>
+  <w:num w:numId="5">
+    <w:abstractNumId w:val="6"/>
     <w:lvlOverride w:ilvl="0">
       <w:startOverride w:val="1"/>
     </w:lvlOverride>
